--- a/roteiros/emilio-santiago/EmilioSantiago_Roteiro_Completo.docx
+++ b/roteiros/emilio-santiago/EmilioSantiago_Roteiro_Completo.docx
@@ -2007,7 +2007,7 @@
         <w:rPr>
           <w:color w:val="000000"/>
         </w:rPr>
-        <w:t>O homem que perdeu a mãe num vinte de março, que descobriu a história aos vinte e seis anos, que levou os filhos ao velório e foi mal recebido, que teve um AVC dois dias depois da morte do cantor, que abriu uma vaquinha para pagar a exumação. Ele tinha mandado abrir o túmulo de um homem que, segundo o laudo, não tinha nenhuma ligação de sangue com ele.</w:t>
+        <w:t>O homem que perdeu a mãe num vinte de março, que descobriu a história aos vinte e seis anos, que levou os filhos ao velório e, segundo ele, foi humilhado, que foi parar numa UTI dois dias depois da morte do cantor, que abriu uma vaquinha para pagar a exumação. Ele tinha mandado abrir o túmulo de um homem que, segundo o laudo, não tinha nenhuma ligação de sangue com ele.</w:t>
       </w:r>
     </w:p>
     <w:p>
@@ -2055,7 +2055,7 @@
         <w:rPr>
           <w:color w:val="000000"/>
         </w:rPr>
-        <w:t>Para quem estava de fora, a cena era quase impossível de acreditar. Um dos cantores mais elegantes do Brasil, que passou a vida protegendo a própria intimidade, tinha virado tema de laudos genéticos e impugnações.</w:t>
+        <w:t>Um dos cantores mais elegantes do Brasil, que passou a vida protegendo a própria intimidade, tinha virado tema de laudos genéticos e impugnações.</w:t>
       </w:r>
     </w:p>
     <w:p>
@@ -2127,7 +2127,7 @@
         <w:rPr>
           <w:color w:val="000000"/>
         </w:rPr>
-        <w:t>Durante a vida, aquela escolha protegeu o segredo dele. Depois da morte, deixou o homem que dividiu a casa com ele durante dezoito anos sem nenhum documento na mão. Márcio precisou ir à Justiça e convencer um juiz de que aquele amor tinha existido.</w:t>
+        <w:t>Durante a vida, aquela escolha protegeu o segredo dele. Depois da morte, deixou o homem que, segundo o próprio Márcio, dividiu a casa com ele durante dezoito anos sem nenhum documento na mão. Márcio precisou ir à Justiça e convencer um juiz de que aquele amor tinha existido.</w:t>
       </w:r>
     </w:p>
     <w:p>
@@ -2135,7 +2135,7 @@
         <w:rPr>
           <w:color w:val="000000"/>
         </w:rPr>
-        <w:t>A frase que Emílio disse para se defender virou a descrição exata da guerra que começou no dia seguinte ao enterro dele.</w:t>
+        <w:t>A frase que Emílio disse para se defender virou a descrição exata da guerra que começou logo depois do enterro dele.</w:t>
       </w:r>
     </w:p>
     <w:p>
@@ -2151,7 +2151,7 @@
         <w:rPr>
           <w:color w:val="000000"/>
         </w:rPr>
-        <w:t>Esse é o segredo repugnante que só apareceu depois da morte. O silêncio de um homem virou, depois do enterro, uma disputa suja entre pessoas que diziam amá-lo ou carregar o sangue dele.</w:t>
+        <w:t>Esse é o segredo que só apareceu depois da morte. E o que veio junto com ele foi repugnante. O silêncio de um homem virou uma disputa suja entre pessoas que diziam amá-lo ou carregar o sangue dele.</w:t>
       </w:r>
     </w:p>
     <w:p>
@@ -2183,7 +2183,7 @@
         <w:rPr>
           <w:color w:val="000000"/>
         </w:rPr>
-        <w:t>O disco "Aquarela Brasileira", que levou a voz dele a milhões de casas e construiu os dez milhões de reais que viraram motivo de guerra.</w:t>
+        <w:t>O disco "Aquarela Brasileira", que levou a voz dele a milhões de casas e ajudou a construir os dez milhões de reais que viraram motivo de guerra.</w:t>
       </w:r>
     </w:p>
     <w:p>

--- a/roteiros/emilio-santiago/EmilioSantiago_Roteiro_Completo.docx
+++ b/roteiros/emilio-santiago/EmilioSantiago_Roteiro_Completo.docx
@@ -63,6 +63,22 @@
         <w:rPr>
           <w:color w:val="000000"/>
         </w:rPr>
+        <w:t>A agenda de março estava cheia. Dia treze, Campinas. Dia dezesseis, a quadra da Portela, no Rio. Dias vinte e dois e vinte e três, São Paulo.</w:t>
+      </w:r>
+    </w:p>
+    <w:p>
+      <w:r>
+        <w:rPr>
+          <w:color w:val="000000"/>
+        </w:rPr>
+        <w:t>Emílio não chegou a nenhum desses palcos.</w:t>
+      </w:r>
+    </w:p>
+    <w:p>
+      <w:r>
+        <w:rPr>
+          <w:color w:val="000000"/>
+        </w:rPr>
         <w:t>No dia sete de março, Emílio sofreu um acidente vascular cerebral. Foi levado para o Hospital Samaritano, na Zona Sul do Rio.</w:t>
       </w:r>
     </w:p>
@@ -87,6 +103,14 @@
         <w:rPr>
           <w:color w:val="000000"/>
         </w:rPr>
+        <w:t>A notícia correu entre os músicos em poucas horas. Ed Motta escreveu: "O maior cantor do Brasil Emilio Santiago partiu para o plano espiritual. Que tristeza meu Deus."</w:t>
+      </w:r>
+    </w:p>
+    <w:p>
+      <w:r>
+        <w:rPr>
+          <w:color w:val="000000"/>
+        </w:rPr>
         <w:t>O Brasil chorou a voz das "Aquarelas Brasileiras". Os jornais lembraram os milhões de discos e as temporadas em Nova York.</w:t>
       </w:r>
     </w:p>
@@ -223,7 +247,7 @@
         <w:rPr>
           <w:color w:val="000000"/>
         </w:rPr>
-        <w:t>A música ainda não era o plano. O plano era outro, e dizia muito sobre quem ele era.</w:t>
+        <w:t>Naquela época, o plano de Emílio passava longe da música. E dizia muito sobre quem ele era.</w:t>
       </w:r>
     </w:p>
     <w:p>
@@ -239,6 +263,14 @@
         <w:rPr>
           <w:color w:val="000000"/>
         </w:rPr>
+        <w:t>Muitos anos depois, no programa de Fátima Bernardes, ele explicou como aquilo nasceu: "Você cresce e toma consciência das coisas. Comecei a perceber que não havia diplomatas negros."</w:t>
+      </w:r>
+    </w:p>
+    <w:p>
+      <w:r>
+        <w:rPr>
+          <w:color w:val="000000"/>
+        </w:rPr>
         <w:t>Um jovem negro, criado por uma mãe adotiva no Catete, querendo ocupar um lugar onde ninguém parecido com ele tinha entrado.</w:t>
       </w:r>
     </w:p>
@@ -343,7 +375,7 @@
         <w:rPr>
           <w:color w:val="000000"/>
         </w:rPr>
-        <w:t>Dois anos depois, em mil novecentos e setenta e cinco, veio o primeiro LP. O título era simplesmente o nome dele. "Emílio Santiago".</w:t>
+        <w:t>Dois anos depois, em mil novecentos e setenta e cinco, veio o primeiro LP. O título era simplesmente o nome dele. "Emílio Santiago". No repertório, músicas de Ivan Lins e Jorge Ben Jor, entre outros.</w:t>
       </w:r>
     </w:p>
     <w:p>
@@ -447,7 +479,7 @@
         <w:rPr>
           <w:color w:val="000000"/>
         </w:rPr>
-        <w:t>Emílio já era respeitado pelos músicos e conhecido pelo público.</w:t>
+        <w:t>Emílio já era respeitado pelos músicos e conhecido pelo público. Canções como "Lembra de Mim" e "Verdade Chinesa" passaram a ser associadas à voz dele.</w:t>
       </w:r>
     </w:p>
     <w:p>
@@ -455,6 +487,14 @@
         <w:rPr>
           <w:color w:val="000000"/>
         </w:rPr>
+        <w:t>A voz, aliás, virou objeto de estudo. Num congresso de otorrinolaringologistas, fonoaudiólogos apresentaram análises técnicas apontando Emílio como dono da voz mais perfeita do Brasil.</w:t>
+      </w:r>
+    </w:p>
+    <w:p>
+      <w:r>
+        <w:rPr>
+          <w:color w:val="000000"/>
+        </w:rPr>
         <w:t>Mas ainda não era um fenômeno.</w:t>
       </w:r>
     </w:p>
@@ -823,7 +863,7 @@
         <w:rPr>
           <w:color w:val="000000"/>
         </w:rPr>
-        <w:t>Ele nunca parou de gravar. Em dois mil e dez, criou o próprio selo, a Santiago Music. Em dois mil e doze, aos sessenta e cinco anos, ganhou o Grammy Latino de melhor álbum de samba com o disco "Só Danço Samba, Ao Vivo".</w:t>
+        <w:t>Ele nunca parou de gravar. Em dois mil e dez, criou o próprio selo, a Santiago Music, e lançou "Só Danço Samba", dedicado à obra de Ed Lincoln. O mesmo Ed Lincoln em cuja orquestra ele tinha começado como crooner, quase quarenta anos antes. Em dois mil e doze, aos sessenta e cinco anos, ganhou o Grammy Latino de melhor álbum de samba com o disco "Só Danço Samba, Ao Vivo".</w:t>
       </w:r>
     </w:p>
     <w:p>
@@ -1824,6 +1864,14 @@
           <w:color w:val="000000"/>
         </w:rPr>
         <w:t>Os peritos recolheram o material genético do cantor.</w:t>
+      </w:r>
+    </w:p>
+    <w:p>
+      <w:r>
+        <w:rPr>
+          <w:color w:val="000000"/>
+        </w:rPr>
+        <w:t>Nas mesmas semanas, uma coluna do portal R7 publicou outra acusação. Uma mulher que se apresentava como prima de Emílio dizia ter provas de que a versão de Márcio sobre o relacionamento seria uma fraude para chegar à herança. Márcio seguia sem dar entrevistas.</w:t>
       </w:r>
     </w:p>
     <w:p>

--- a/roteiros/emilio-santiago/EmilioSantiago_Roteiro_Completo.docx
+++ b/roteiros/emilio-santiago/EmilioSantiago_Roteiro_Completo.docx
@@ -303,7 +303,7 @@
         <w:rPr>
           <w:color w:val="000000"/>
         </w:rPr>
-        <w:t>Entre os jurados estava uma cantora que, anos depois, ia virar uma das maiores vozes do samba. Beth Carvalho.</w:t>
+        <w:t>Entre os jurados estava uma cantora que ia virar uma das maiores vozes do samba. Beth Carvalho.</w:t>
       </w:r>
     </w:p>
     <w:p>
@@ -391,7 +391,7 @@
         <w:rPr>
           <w:color w:val="000000"/>
         </w:rPr>
-        <w:t>Só que, enquanto a carreira subia, a vida pessoal de Emílio ia ficando cada vez mais fechada. Ele falava de música com prazer. Sobre a própria intimidade, quase nada.</w:t>
+        <w:t>Só que, enquanto a carreira subia, a vida pessoal de Emílio ia ficando cada vez mais fechada.</w:t>
       </w:r>
     </w:p>
     <w:p>
@@ -439,7 +439,7 @@
         <w:rPr>
           <w:color w:val="000000"/>
         </w:rPr>
-        <w:t>O Teddy não ficou. Foi com o próprio nome que Emílio construiu a carreira.</w:t>
+        <w:t>O Teddy durou pouco. Emílio construiu a carreira com o próprio nome.</w:t>
       </w:r>
     </w:p>
     <w:p>
@@ -455,7 +455,7 @@
         <w:rPr>
           <w:color w:val="000000"/>
         </w:rPr>
-        <w:t>Ele mesmo diria, anos depois, que vender discos nunca tinha sido a função dele.</w:t>
+        <w:t>Na última entrevista, ele diria que vender discos nunca tinha sido a função dele.</w:t>
       </w:r>
     </w:p>
     <w:p>
@@ -1039,7 +1039,7 @@
         <w:rPr>
           <w:color w:val="000000"/>
         </w:rPr>
-        <w:t>Uma reportagem mostrou o tamanho da confusão.</w:t>
+        <w:t>Uma reportagem publicada no dia quinze daquele mês mostrou o tamanho da confusão.</w:t>
       </w:r>
     </w:p>
     <w:p>
